--- a/code/5주차/ER 모델 연습 2.docx
+++ b/code/5주차/ER 모델 연습 2.docx
@@ -834,7 +834,7 @@
       </w:pPr>
       <w:r>
         <w:pict>
-          <v:rect id="1041" style="margin-left:0pt;margin-top:0pt;width:0pt;height:1.5pt;mso-position-horizontal-relative:column;mso-position-vertical-relative:line;z-index:0" o:hrpct="1000" o:hralign="center" o:hrstd="t" o:hrnoshade="f" o:hr="t" o:allowincell="t" filled="t" fillcolor="#a0a0a0" stroked="f"/>
+          <v:rect id="1031" style="margin-left:0pt;margin-top:0pt;width:0pt;height:1.5pt;mso-position-horizontal-relative:column;mso-position-vertical-relative:line;z-index:0" o:hrpct="1000" o:hralign="center" o:hrstd="t" o:hrnoshade="f" o:hr="t" o:allowincell="t" filled="t" fillcolor="#a0a0a0" stroked="f"/>
         </w:pict>
       </w:r>
     </w:p>
@@ -961,7 +961,7 @@
       </w:pPr>
       <w:r>
         <w:pict>
-          <v:rect id="1031" style="margin-left:0pt;margin-top:0pt;width:0pt;height:1.5pt;mso-position-horizontal-relative:column;mso-position-vertical-relative:line;z-index:0" o:hrpct="1000" o:hralign="center" o:hrstd="t" o:hrnoshade="f" o:hr="t" o:allowincell="t" filled="t" fillcolor="#a0a0a0" stroked="f"/>
+          <v:rect id="1032" style="margin-left:0pt;margin-top:0pt;width:0pt;height:1.5pt;mso-position-horizontal-relative:column;mso-position-vertical-relative:line;z-index:0" o:hrpct="1000" o:hralign="center" o:hrstd="t" o:hrnoshade="f" o:hr="t" o:allowincell="t" filled="t" fillcolor="#a0a0a0" stroked="f"/>
         </w:pict>
       </w:r>
     </w:p>
@@ -1227,417 +1227,18 @@
           <w:szCs w:val="34"/>
         </w:rPr>
       </w:pPr>
-    </w:p>
-    <w:p>
-      <w:pPr>
-        <w:pStyle w:val="Heading2"/>
-        <w:keepNext w:val="off"/>
-        <w:keepLines w:val="off"/>
-        <w:spacing w:after="80" w:lineRule="auto"/>
+      <w:r>
         <w:rPr>
           <w:b/>
           <w:bCs/>
           <w:sz w:val="34"/>
           <w:szCs w:val="34"/>
         </w:rPr>
-      </w:pPr>
-      <w:bookmarkStart w:id="13" w:name="_1iq2k6ncjyir" w:colFirst="0" w:colLast="0"/>
-      <w:bookmarkEnd w:id="13"/>
-      <w:r>
-        <w:pict>
-          <v:rect id="1035" style="margin-left:0pt;margin-top:0pt;width:0pt;height:1.5pt;mso-position-horizontal-relative:column;mso-position-vertical-relative:line;z-index:0" o:hrpct="1000" o:hralign="center" o:hrstd="t" o:hrnoshade="f" o:hr="t" o:allowincell="t" filled="t" fillcolor="#a0a0a0" stroked="f"/>
-        </w:pict>
-      </w:r>
-    </w:p>
-    <w:p>
-      <w:pPr>
-        <w:pStyle w:val="Heading2"/>
-        <w:keepNext w:val="off"/>
-        <w:keepLines w:val="off"/>
-        <w:spacing w:after="80" w:lineRule="auto"/>
-        <w:rPr/>
-      </w:pPr>
-      <w:bookmarkStart w:id="14" w:name="_1cwyx52fs0g2" w:colFirst="0" w:colLast="0"/>
-      <w:bookmarkEnd w:id="14"/>
-      <w:r>
-        <w:rPr>
-          <w:rFonts w:ascii="Arial Unicode MS" w:eastAsia="Arial Unicode MS" w:hAnsi="Arial Unicode MS" w:cs="Arial Unicode MS"/>
-          <w:b/>
-          <w:bCs/>
-          <w:sz w:val="34"/>
-          <w:szCs w:val="34"/>
-          <w:rtl w:val="off"/>
-        </w:rPr>
-        <w:t>8. SQL 작성</w:t>
-      </w:r>
-    </w:p>
-    <w:p>
-      <w:pPr>
-        <w:rPr/>
-      </w:pPr>
-      <w:r>
-        <w:rPr/>
-        <w:t>CREATE TABLE UserAccount (</w:t>
-      </w:r>
-    </w:p>
-    <w:p>
-      <w:pPr>
-        <w:rPr/>
-      </w:pPr>
-      <w:r>
-        <w:rPr/>
-        <w:tab/>
-      </w:r>
-      <w:r>
-        <w:rPr/>
-        <w:t>user_id INT PRIMARY KEY,</w:t>
-      </w:r>
-    </w:p>
-    <w:p>
-      <w:pPr>
-        <w:rPr/>
-      </w:pPr>
-      <w:r>
-        <w:rPr/>
-        <w:tab/>
-      </w:r>
-      <w:r>
-        <w:rPr/>
-        <w:t>email VARCHAR(100),</w:t>
-      </w:r>
-    </w:p>
-    <w:p>
-      <w:pPr>
-        <w:rPr/>
-      </w:pPr>
-      <w:r>
-        <w:rPr/>
-        <w:tab/>
-      </w:r>
-      <w:r>
-        <w:rPr/>
-        <w:t>password VARCHAR(100),</w:t>
-      </w:r>
-    </w:p>
-    <w:p>
-      <w:pPr>
-        <w:rPr/>
-      </w:pPr>
-      <w:r>
-        <w:rPr/>
-        <w:tab/>
-      </w:r>
-      <w:r>
-        <w:rPr/>
-        <w:t>created_at TIMESTAMP</w:t>
-      </w:r>
-    </w:p>
-    <w:p>
-      <w:pPr>
-        <w:rPr/>
-      </w:pPr>
-      <w:r>
-        <w:rPr/>
-        <w:t>);</w:t>
-      </w:r>
-    </w:p>
-    <w:p>
-      <w:pPr>
-        <w:rPr/>
-      </w:pPr>
-    </w:p>
-    <w:p>
-      <w:pPr>
-        <w:rPr/>
-      </w:pPr>
-      <w:r>
-        <w:rPr/>
-        <w:t>CREATE TABLE Character (</w:t>
-      </w:r>
-    </w:p>
-    <w:p>
-      <w:pPr>
-        <w:rPr/>
-      </w:pPr>
-      <w:r>
-        <w:rPr/>
-        <w:tab/>
-      </w:r>
-      <w:r>
-        <w:rPr/>
-        <w:t>character_id INT PRIMARY KEY,</w:t>
-      </w:r>
-    </w:p>
-    <w:p>
-      <w:pPr>
-        <w:rPr/>
-      </w:pPr>
-      <w:r>
-        <w:rPr/>
-        <w:tab/>
-      </w:r>
-      <w:r>
-        <w:rPr/>
-        <w:t>user_id INT,</w:t>
-      </w:r>
-    </w:p>
-    <w:p>
-      <w:pPr>
-        <w:rPr/>
-      </w:pPr>
-      <w:r>
-        <w:rPr/>
-        <w:tab/>
-      </w:r>
-      <w:r>
-        <w:rPr/>
-        <w:t>name VARCHAR(100),</w:t>
-      </w:r>
-    </w:p>
-    <w:p>
-      <w:pPr>
-        <w:rPr/>
-      </w:pPr>
-      <w:r>
-        <w:rPr/>
-        <w:tab/>
-      </w:r>
-      <w:r>
-        <w:rPr/>
-        <w:t>levle INT,</w:t>
-      </w:r>
-    </w:p>
-    <w:p>
-      <w:pPr>
-        <w:rPr/>
-      </w:pPr>
-      <w:r>
-        <w:rPr/>
-        <w:tab/>
-      </w:r>
-      <w:r>
-        <w:rPr/>
-        <w:t>class VARCHAR(50),</w:t>
-      </w:r>
-    </w:p>
-    <w:p>
-      <w:pPr>
-        <w:rPr/>
-      </w:pPr>
-      <w:r>
-        <w:rPr/>
-        <w:tab/>
-      </w:r>
-      <w:r>
-        <w:rPr/>
-        <w:t>FOREIGN KEY (user_id) REFERENCES UserAccount(user_id)</w:t>
-      </w:r>
-    </w:p>
-    <w:p>
-      <w:pPr>
-        <w:rPr/>
-      </w:pPr>
-      <w:r>
-        <w:rPr/>
-        <w:t>);</w:t>
-      </w:r>
-    </w:p>
-    <w:p>
-      <w:pPr>
-        <w:rPr/>
-      </w:pPr>
-    </w:p>
-    <w:p>
-      <w:pPr>
-        <w:rPr/>
-      </w:pPr>
-      <w:r>
-        <w:rPr/>
-        <w:t>CREATE TABLE Item (</w:t>
-      </w:r>
-    </w:p>
-    <w:p>
-      <w:pPr>
-        <w:rPr/>
-      </w:pPr>
-      <w:r>
-        <w:rPr/>
-        <w:tab/>
-      </w:r>
-      <w:r>
-        <w:rPr/>
-        <w:t>item_id INT PRIMARY KEY,</w:t>
-      </w:r>
-    </w:p>
-    <w:p>
-      <w:pPr>
-        <w:rPr/>
-      </w:pPr>
-      <w:r>
-        <w:rPr/>
-        <w:tab/>
-      </w:r>
-      <w:r>
-        <w:rPr/>
-        <w:t>name VARCHAR(100),</w:t>
-      </w:r>
-    </w:p>
-    <w:p>
-      <w:pPr>
-        <w:rPr/>
-      </w:pPr>
-      <w:r>
-        <w:rPr/>
-        <w:tab/>
-      </w:r>
-      <w:r>
-        <w:rPr/>
-        <w:t>type VARCHAR(50)</w:t>
-      </w:r>
-    </w:p>
-    <w:p>
-      <w:pPr>
-        <w:rPr/>
-      </w:pPr>
-      <w:r>
-        <w:rPr/>
-        <w:t>);</w:t>
-      </w:r>
-    </w:p>
-    <w:p>
-      <w:pPr>
-        <w:rPr/>
-      </w:pPr>
-    </w:p>
-    <w:p>
-      <w:pPr>
-        <w:rPr/>
-      </w:pPr>
-      <w:r>
-        <w:rPr/>
-        <w:t>CREATE TABLE Inventory(</w:t>
-      </w:r>
-    </w:p>
-    <w:p>
-      <w:pPr>
-        <w:rPr/>
-      </w:pPr>
-      <w:r>
-        <w:rPr/>
-        <w:tab/>
-      </w:r>
-      <w:r>
-        <w:rPr/>
-        <w:t>character_id INT,</w:t>
-      </w:r>
-    </w:p>
-    <w:p>
-      <w:pPr>
-        <w:rPr/>
-      </w:pPr>
-      <w:r>
-        <w:rPr/>
-        <w:tab/>
-      </w:r>
-      <w:r>
-        <w:rPr/>
-        <w:t>item_id INT,</w:t>
-      </w:r>
-    </w:p>
-    <w:p>
-      <w:pPr>
-        <w:rPr/>
-      </w:pPr>
-      <w:r>
-        <w:rPr/>
-        <w:tab/>
-      </w:r>
-      <w:r>
-        <w:rPr/>
-        <w:t>quantity INT,</w:t>
-      </w:r>
-    </w:p>
-    <w:p>
-      <w:pPr>
-        <w:rPr/>
-      </w:pPr>
-      <w:r>
-        <w:rPr/>
-        <w:tab/>
-      </w:r>
-      <w:r>
-        <w:rPr/>
-        <w:t>PRIMARY KEY (character_id, item_id),</w:t>
-      </w:r>
-    </w:p>
-    <w:p>
-      <w:pPr>
-        <w:rPr/>
-      </w:pPr>
-      <w:r>
-        <w:rPr/>
-        <w:tab/>
-      </w:r>
-      <w:r>
-        <w:rPr/>
-        <w:t>FOREIGN KEY (character_id) REFERENCES Character(character_id),</w:t>
-      </w:r>
-    </w:p>
-    <w:p>
-      <w:pPr>
-        <w:rPr/>
-      </w:pPr>
-      <w:r>
-        <w:rPr/>
-        <w:tab/>
-      </w:r>
-      <w:r>
-        <w:rPr/>
-        <w:t>FOREIGN KEY (item_id) REFERENCES Item(item_id)</w:t>
-      </w:r>
-    </w:p>
-    <w:p>
-      <w:pPr>
-        <w:rPr/>
-      </w:pPr>
-      <w:r>
-        <w:rPr/>
-        <w:t>);</w:t>
-      </w:r>
-    </w:p>
-    <w:p>
-      <w:pPr>
-        <w:rPr>
-          <w:lang w:eastAsia="ko-KR"/>
-          <w:rFonts w:hint="eastAsia"/>
-          <w:rtl w:val="off"/>
-        </w:rPr>
-      </w:pPr>
-      <w:r>
-        <w:pict>
-          <v:rect id="1036" style="margin-left:0pt;margin-top:0pt;width:0pt;height:1.5pt;mso-position-horizontal-relative:column;mso-position-vertical-relative:line;z-index:0" o:hrpct="1000" o:hralign="center" o:hrstd="t" o:hrnoshade="f" o:hr="t" o:allowincell="t" filled="t" fillcolor="#a0a0a0" stroked="f"/>
-        </w:pict>
-      </w:r>
-    </w:p>
-    <w:p>
-      <w:pPr>
-        <w:rPr>
-          <w:lang w:eastAsia="ko-KR"/>
-          <w:rFonts w:hint="eastAsia"/>
-          <w:rtl w:val="off"/>
-        </w:rPr>
-      </w:pPr>
-      <w:r>
-        <w:rPr>
-          <w:lang w:eastAsia="ko-KR"/>
-          <w:rFonts w:hint="eastAsia"/>
-          <w:rtl w:val="off"/>
-        </w:rPr>
         <w:drawing>
           <wp:inline distT="0" distB="0" distL="180" distR="180">
-            <wp:extent cx="6645910" cy="2347595"/>
+            <wp:extent cx="6645910" cy="2646680"/>
             <wp:effectExtent l="0" t="0" r="0" b="0"/>
-            <wp:docPr id="1043" name="shape1043" hidden="0"/>
+            <wp:docPr id="1047" name="shape1047" hidden="0"/>
             <wp:cNvGraphicFramePr>
               <a:graphicFrameLocks xmlns:a="http://schemas.openxmlformats.org/drawingml/2006/main" noChangeAspect="1"/>
             </wp:cNvGraphicFramePr>
@@ -1666,6 +1267,455 @@
                   <pic:spPr>
                     <a:xfrm>
                       <a:off x="0" y="0"/>
+                      <a:ext cx="6645910" cy="2646680"/>
+                    </a:xfrm>
+                    <a:prstGeom prst="rect"/>
+                  </pic:spPr>
+                </pic:pic>
+              </a:graphicData>
+            </a:graphic>
+          </wp:inline>
+        </w:drawing>
+      </w:r>
+    </w:p>
+    <w:p>
+      <w:pPr>
+        <w:pStyle w:val="Heading2"/>
+        <w:keepNext w:val="off"/>
+        <w:keepLines w:val="off"/>
+        <w:spacing w:after="80" w:lineRule="auto"/>
+        <w:rPr>
+          <w:b/>
+          <w:bCs/>
+          <w:sz w:val="34"/>
+          <w:szCs w:val="34"/>
+        </w:rPr>
+      </w:pPr>
+      <w:bookmarkStart w:id="13" w:name="_1iq2k6ncjyir" w:colFirst="0" w:colLast="0"/>
+      <w:bookmarkEnd w:id="13"/>
+      <w:r>
+        <w:pict>
+          <v:rect id="1035" style="margin-left:0pt;margin-top:0pt;width:0pt;height:1.5pt;mso-position-horizontal-relative:column;mso-position-vertical-relative:line;z-index:0" o:hrpct="1000" o:hralign="center" o:hrstd="t" o:hrnoshade="f" o:hr="t" o:allowincell="t" filled="t" fillcolor="#a0a0a0" stroked="f"/>
+        </w:pict>
+      </w:r>
+    </w:p>
+    <w:p>
+      <w:pPr>
+        <w:pStyle w:val="Heading2"/>
+        <w:keepNext w:val="off"/>
+        <w:keepLines w:val="off"/>
+        <w:spacing w:after="80" w:lineRule="auto"/>
+        <w:rPr/>
+      </w:pPr>
+      <w:bookmarkStart w:id="14" w:name="_1cwyx52fs0g2" w:colFirst="0" w:colLast="0"/>
+      <w:bookmarkEnd w:id="14"/>
+      <w:r>
+        <w:rPr>
+          <w:rFonts w:ascii="Arial Unicode MS" w:eastAsia="Arial Unicode MS" w:hAnsi="Arial Unicode MS" w:cs="Arial Unicode MS"/>
+          <w:b/>
+          <w:bCs/>
+          <w:sz w:val="34"/>
+          <w:szCs w:val="34"/>
+          <w:rtl w:val="off"/>
+        </w:rPr>
+        <w:t>8. SQL 작성</w:t>
+      </w:r>
+    </w:p>
+    <w:p>
+      <w:pPr>
+        <w:rPr/>
+      </w:pPr>
+      <w:r>
+        <w:rPr/>
+        <w:t>CREATE TABLE UserAccount (</w:t>
+      </w:r>
+    </w:p>
+    <w:p>
+      <w:pPr>
+        <w:rPr/>
+      </w:pPr>
+      <w:r>
+        <w:rPr/>
+        <w:tab/>
+      </w:r>
+      <w:r>
+        <w:rPr/>
+        <w:t>user_id INT PRIMARY KEY,</w:t>
+      </w:r>
+    </w:p>
+    <w:p>
+      <w:pPr>
+        <w:rPr/>
+      </w:pPr>
+      <w:r>
+        <w:rPr/>
+        <w:tab/>
+      </w:r>
+      <w:r>
+        <w:rPr/>
+        <w:t>email VARCHAR(100),</w:t>
+      </w:r>
+    </w:p>
+    <w:p>
+      <w:pPr>
+        <w:rPr/>
+      </w:pPr>
+      <w:r>
+        <w:rPr/>
+        <w:tab/>
+      </w:r>
+      <w:r>
+        <w:rPr/>
+        <w:t>password VARCHAR(100),</w:t>
+      </w:r>
+    </w:p>
+    <w:p>
+      <w:pPr>
+        <w:rPr/>
+      </w:pPr>
+      <w:r>
+        <w:rPr/>
+        <w:tab/>
+      </w:r>
+      <w:r>
+        <w:rPr/>
+        <w:t>created_at TIMESTAMP</w:t>
+      </w:r>
+    </w:p>
+    <w:p>
+      <w:pPr>
+        <w:rPr/>
+      </w:pPr>
+      <w:r>
+        <w:rPr/>
+        <w:t>);</w:t>
+      </w:r>
+    </w:p>
+    <w:p>
+      <w:pPr>
+        <w:rPr/>
+      </w:pPr>
+    </w:p>
+    <w:p>
+      <w:pPr>
+        <w:rPr/>
+      </w:pPr>
+      <w:r>
+        <w:rPr/>
+        <w:t>CREATE TABLE Character (</w:t>
+      </w:r>
+    </w:p>
+    <w:p>
+      <w:pPr>
+        <w:rPr/>
+      </w:pPr>
+      <w:r>
+        <w:rPr/>
+        <w:tab/>
+      </w:r>
+      <w:r>
+        <w:rPr/>
+        <w:t>character_id INT PRIMARY KEY,</w:t>
+      </w:r>
+    </w:p>
+    <w:p>
+      <w:pPr>
+        <w:rPr/>
+      </w:pPr>
+      <w:r>
+        <w:rPr/>
+        <w:tab/>
+      </w:r>
+      <w:r>
+        <w:rPr/>
+        <w:t>user_id INT,</w:t>
+      </w:r>
+    </w:p>
+    <w:p>
+      <w:pPr>
+        <w:rPr/>
+      </w:pPr>
+      <w:r>
+        <w:rPr/>
+        <w:tab/>
+      </w:r>
+      <w:r>
+        <w:rPr/>
+        <w:t>name VARCHAR(100),</w:t>
+      </w:r>
+    </w:p>
+    <w:p>
+      <w:pPr>
+        <w:rPr/>
+      </w:pPr>
+      <w:r>
+        <w:rPr/>
+        <w:tab/>
+      </w:r>
+      <w:r>
+        <w:rPr/>
+        <w:t>levle INT,</w:t>
+      </w:r>
+    </w:p>
+    <w:p>
+      <w:pPr>
+        <w:rPr/>
+      </w:pPr>
+      <w:r>
+        <w:rPr/>
+        <w:tab/>
+      </w:r>
+      <w:r>
+        <w:rPr/>
+        <w:t>class VARCHAR(50),</w:t>
+      </w:r>
+    </w:p>
+    <w:p>
+      <w:pPr>
+        <w:rPr/>
+      </w:pPr>
+      <w:r>
+        <w:rPr/>
+        <w:tab/>
+      </w:r>
+      <w:r>
+        <w:rPr/>
+        <w:t>FOREIGN KEY (user_id) REFERENCES UserAccount(user_id)</w:t>
+      </w:r>
+    </w:p>
+    <w:p>
+      <w:pPr>
+        <w:rPr/>
+      </w:pPr>
+      <w:r>
+        <w:rPr/>
+        <w:t>);</w:t>
+      </w:r>
+    </w:p>
+    <w:p>
+      <w:pPr>
+        <w:rPr/>
+      </w:pPr>
+    </w:p>
+    <w:p>
+      <w:pPr>
+        <w:rPr/>
+      </w:pPr>
+      <w:r>
+        <w:rPr/>
+        <w:t>CREATE TABLE Item (</w:t>
+      </w:r>
+    </w:p>
+    <w:p>
+      <w:pPr>
+        <w:rPr/>
+      </w:pPr>
+      <w:r>
+        <w:rPr/>
+        <w:tab/>
+      </w:r>
+      <w:r>
+        <w:rPr/>
+        <w:t>item_id INT PRIMARY KEY,</w:t>
+      </w:r>
+    </w:p>
+    <w:p>
+      <w:pPr>
+        <w:rPr/>
+      </w:pPr>
+      <w:r>
+        <w:rPr/>
+        <w:tab/>
+      </w:r>
+      <w:r>
+        <w:rPr/>
+        <w:t>name VARCHAR(100),</w:t>
+      </w:r>
+    </w:p>
+    <w:p>
+      <w:pPr>
+        <w:rPr/>
+      </w:pPr>
+      <w:r>
+        <w:rPr/>
+        <w:tab/>
+      </w:r>
+      <w:r>
+        <w:rPr/>
+        <w:t>type VARCHAR(50)</w:t>
+      </w:r>
+    </w:p>
+    <w:p>
+      <w:pPr>
+        <w:rPr/>
+      </w:pPr>
+      <w:r>
+        <w:rPr/>
+        <w:t>);</w:t>
+      </w:r>
+    </w:p>
+    <w:p>
+      <w:pPr>
+        <w:rPr/>
+      </w:pPr>
+    </w:p>
+    <w:p>
+      <w:pPr>
+        <w:rPr/>
+      </w:pPr>
+      <w:r>
+        <w:rPr/>
+        <w:t>CREATE TABLE Inventory(</w:t>
+      </w:r>
+    </w:p>
+    <w:p>
+      <w:pPr>
+        <w:rPr/>
+      </w:pPr>
+      <w:r>
+        <w:rPr/>
+        <w:tab/>
+      </w:r>
+      <w:r>
+        <w:rPr/>
+        <w:t>character_id INT,</w:t>
+      </w:r>
+    </w:p>
+    <w:p>
+      <w:pPr>
+        <w:rPr/>
+      </w:pPr>
+      <w:r>
+        <w:rPr/>
+        <w:tab/>
+      </w:r>
+      <w:r>
+        <w:rPr/>
+        <w:t>item_id INT,</w:t>
+      </w:r>
+    </w:p>
+    <w:p>
+      <w:pPr>
+        <w:rPr/>
+      </w:pPr>
+      <w:r>
+        <w:rPr/>
+        <w:tab/>
+      </w:r>
+      <w:r>
+        <w:rPr/>
+        <w:t>quantity INT,</w:t>
+      </w:r>
+    </w:p>
+    <w:p>
+      <w:pPr>
+        <w:rPr/>
+      </w:pPr>
+      <w:r>
+        <w:rPr/>
+        <w:tab/>
+      </w:r>
+      <w:r>
+        <w:rPr/>
+        <w:t>PRIMARY KEY (character_id, item_id),</w:t>
+      </w:r>
+    </w:p>
+    <w:p>
+      <w:pPr>
+        <w:rPr/>
+      </w:pPr>
+      <w:r>
+        <w:rPr/>
+        <w:tab/>
+      </w:r>
+      <w:r>
+        <w:rPr/>
+        <w:t>FOREIGN KEY (character_id) REFERENCES Character(character_id),</w:t>
+      </w:r>
+    </w:p>
+    <w:p>
+      <w:pPr>
+        <w:rPr/>
+      </w:pPr>
+      <w:r>
+        <w:rPr/>
+        <w:tab/>
+      </w:r>
+      <w:r>
+        <w:rPr/>
+        <w:t>FOREIGN KEY (item_id) REFERENCES Item(item_id)</w:t>
+      </w:r>
+    </w:p>
+    <w:p>
+      <w:pPr>
+        <w:rPr/>
+      </w:pPr>
+      <w:r>
+        <w:rPr/>
+        <w:t>);</w:t>
+      </w:r>
+    </w:p>
+    <w:p>
+      <w:pPr>
+        <w:rPr>
+          <w:lang w:eastAsia="ko-KR"/>
+          <w:rFonts w:hint="eastAsia"/>
+          <w:rtl w:val="off"/>
+        </w:rPr>
+      </w:pPr>
+      <w:r>
+        <w:pict>
+          <v:rect id="1036" style="margin-left:0pt;margin-top:0pt;width:0pt;height:1.5pt;mso-position-horizontal-relative:column;mso-position-vertical-relative:line;z-index:0" o:hrpct="1000" o:hralign="center" o:hrstd="t" o:hrnoshade="f" o:hr="t" o:allowincell="t" filled="t" fillcolor="#a0a0a0" stroked="f"/>
+        </w:pict>
+      </w:r>
+    </w:p>
+    <w:p>
+      <w:pPr>
+        <w:rPr>
+          <w:lang w:eastAsia="ko-KR"/>
+          <w:rFonts w:hint="eastAsia"/>
+          <w:rtl w:val="off"/>
+        </w:rPr>
+      </w:pPr>
+      <w:r>
+        <w:rPr>
+          <w:lang w:eastAsia="ko-KR"/>
+          <w:rFonts w:hint="eastAsia"/>
+          <w:rtl w:val="off"/>
+        </w:rPr>
+        <w:drawing>
+          <wp:inline distT="0" distB="0" distL="0" distR="0">
+            <wp:extent cx="6645910" cy="2347595"/>
+            <wp:effectExtent l="0" t="0" r="0" b="0"/>
+            <wp:docPr id="1037" name="shape1037" hidden="0"/>
+            <wp:cNvGraphicFramePr>
+              <a:graphicFrameLocks xmlns:a="http://schemas.openxmlformats.org/drawingml/2006/main" noChangeAspect="1"/>
+            </wp:cNvGraphicFramePr>
+            <a:graphic xmlns:a="http://schemas.openxmlformats.org/drawingml/2006/main">
+              <a:graphicData uri="http://schemas.openxmlformats.org/drawingml/2006/picture">
+                <pic:pic xmlns:pic="http://schemas.openxmlformats.org/drawingml/2006/picture">
+                  <pic:nvPicPr>
+                    <pic:cNvPr id="0" name="이미지"/>
+                    <pic:cNvPicPr preferRelativeResize="1">
+                      <a:picLocks noChangeAspect="1"/>
+                    </pic:cNvPicPr>
+                  </pic:nvPicPr>
+                  <pic:blipFill>
+                    <a:blip r:embed="rId2">
+                      <a:extLst>
+                        <a:ext uri="{28A0092B-C50C-407E-A947-70E740481C1C}">
+                          <a14:useLocalDpi xmlns:a14="http://schemas.microsoft.com/office/drawing/2010/main" val="0"/>
+                        </a:ext>
+                      </a:extLst>
+                    </a:blip>
+                    <a:srcRect/>
+                    <a:stretch>
+                      <a:fillRect/>
+                    </a:stretch>
+                  </pic:blipFill>
+                  <pic:spPr>
+                    <a:xfrm>
+                      <a:off x="0" y="0"/>
                       <a:ext cx="6645910" cy="2347595"/>
                     </a:xfrm>
                     <a:prstGeom prst="rect"/>
@@ -1683,7 +1733,7 @@
       </w:pPr>
       <w:r>
         <w:pict>
-          <v:rect id="1037" style="margin-left:0pt;margin-top:0pt;width:0pt;height:1.5pt;mso-position-horizontal-relative:column;mso-position-vertical-relative:line;z-index:0" o:hrpct="1000" o:hralign="center" o:hrstd="t" o:hrnoshade="f" o:hr="t" o:allowincell="t" filled="t" fillcolor="#a0a0a0" stroked="f"/>
+          <v:rect id="1038" style="margin-left:0pt;margin-top:0pt;width:0pt;height:1.5pt;mso-position-horizontal-relative:column;mso-position-vertical-relative:line;z-index:0" o:hrpct="1000" o:hralign="center" o:hrstd="t" o:hrnoshade="f" o:hr="t" o:allowincell="t" filled="t" fillcolor="#a0a0a0" stroked="f"/>
         </w:pict>
       </w:r>
     </w:p>
@@ -1719,7 +1769,7 @@
       </w:pPr>
       <w:r>
         <w:pict>
-          <v:rect id="1038" style="margin-left:0pt;margin-top:0pt;width:0pt;height:1.5pt;mso-position-horizontal-relative:column;mso-position-vertical-relative:line;z-index:0" o:hrpct="1000" o:hralign="center" o:hrstd="t" o:hrnoshade="f" o:hr="t" o:allowincell="t" filled="t" fillcolor="#a0a0a0" stroked="f"/>
+          <v:rect id="1039" style="margin-left:0pt;margin-top:0pt;width:0pt;height:1.5pt;mso-position-horizontal-relative:column;mso-position-vertical-relative:line;z-index:0" o:hrpct="1000" o:hralign="center" o:hrstd="t" o:hrnoshade="f" o:hr="t" o:allowincell="t" filled="t" fillcolor="#a0a0a0" stroked="f"/>
         </w:pict>
       </w:r>
     </w:p>
@@ -1781,7 +1831,7 @@
       </w:pPr>
       <w:r>
         <w:pict>
-          <v:rect id="1039" style="margin-left:0pt;margin-top:0pt;width:0pt;height:1.5pt;mso-position-horizontal-relative:column;mso-position-vertical-relative:line;z-index:0" o:hrpct="1000" o:hralign="center" o:hrstd="t" o:hrnoshade="f" o:hr="t" o:allowincell="t" filled="t" fillcolor="#a0a0a0" stroked="f"/>
+          <v:rect id="1040" style="margin-left:0pt;margin-top:0pt;width:0pt;height:1.5pt;mso-position-horizontal-relative:column;mso-position-vertical-relative:line;z-index:0" o:hrpct="1000" o:hralign="center" o:hrstd="t" o:hrnoshade="f" o:hr="t" o:allowincell="t" filled="t" fillcolor="#a0a0a0" stroked="f"/>
         </w:pict>
       </w:r>
     </w:p>
@@ -1843,7 +1893,7 @@
       </w:pPr>
       <w:r>
         <w:pict>
-          <v:rect id="1040" style="margin-left:0pt;margin-top:0pt;width:0pt;height:1.5pt;mso-position-horizontal-relative:column;mso-position-vertical-relative:line;z-index:0" o:hrpct="1000" o:hralign="center" o:hrstd="t" o:hrnoshade="f" o:hr="t" o:allowincell="t" filled="t" fillcolor="#a0a0a0" stroked="f"/>
+          <v:rect id="1041" style="margin-left:0pt;margin-top:0pt;width:0pt;height:1.5pt;mso-position-horizontal-relative:column;mso-position-vertical-relative:line;z-index:0" o:hrpct="1000" o:hralign="center" o:hrstd="t" o:hrnoshade="f" o:hr="t" o:allowincell="t" filled="t" fillcolor="#a0a0a0" stroked="f"/>
         </w:pict>
       </w:r>
     </w:p>
@@ -1952,22 +2002,22 @@
     <w:lsdException w:name="index 7" w:semiHidden="1" w:unhideWhenUsed="1"/>
     <w:lsdException w:name="index 8" w:semiHidden="1" w:unhideWhenUsed="1"/>
     <w:lsdException w:name="index 9" w:semiHidden="1" w:unhideWhenUsed="1"/>
-    <w:lsdException w:name="toc 1" w:semiHidden="1" w:uiPriority="57" w:unhideWhenUsed="1"/>
-    <w:lsdException w:name="toc 2" w:semiHidden="1" w:uiPriority="57" w:unhideWhenUsed="1"/>
-    <w:lsdException w:name="toc 3" w:semiHidden="1" w:uiPriority="57" w:unhideWhenUsed="1"/>
-    <w:lsdException w:name="toc 4" w:semiHidden="1" w:uiPriority="57" w:unhideWhenUsed="1"/>
-    <w:lsdException w:name="toc 5" w:semiHidden="1" w:uiPriority="57" w:unhideWhenUsed="1"/>
-    <w:lsdException w:name="toc 6" w:semiHidden="1" w:uiPriority="57" w:unhideWhenUsed="1"/>
-    <w:lsdException w:name="toc 7" w:semiHidden="1" w:uiPriority="57" w:unhideWhenUsed="1"/>
-    <w:lsdException w:name="toc 8" w:semiHidden="1" w:uiPriority="57" w:unhideWhenUsed="1"/>
-    <w:lsdException w:name="toc 9" w:semiHidden="1" w:uiPriority="57" w:unhideWhenUsed="1"/>
+    <w:lsdException w:name="toc 1" w:semiHidden="1" w:uiPriority="87" w:unhideWhenUsed="1"/>
+    <w:lsdException w:name="toc 2" w:semiHidden="1" w:uiPriority="87" w:unhideWhenUsed="1"/>
+    <w:lsdException w:name="toc 3" w:semiHidden="1" w:uiPriority="87" w:unhideWhenUsed="1"/>
+    <w:lsdException w:name="toc 4" w:semiHidden="1" w:uiPriority="87" w:unhideWhenUsed="1"/>
+    <w:lsdException w:name="toc 5" w:semiHidden="1" w:uiPriority="87" w:unhideWhenUsed="1"/>
+    <w:lsdException w:name="toc 6" w:semiHidden="1" w:uiPriority="87" w:unhideWhenUsed="1"/>
+    <w:lsdException w:name="toc 7" w:semiHidden="1" w:uiPriority="87" w:unhideWhenUsed="1"/>
+    <w:lsdException w:name="toc 8" w:semiHidden="1" w:uiPriority="87" w:unhideWhenUsed="1"/>
+    <w:lsdException w:name="toc 9" w:semiHidden="1" w:uiPriority="87" w:unhideWhenUsed="1"/>
     <w:lsdException w:name="Normal Indent" w:semiHidden="1" w:unhideWhenUsed="1"/>
     <w:lsdException w:name="footnote text" w:semiHidden="1" w:unhideWhenUsed="1"/>
     <w:lsdException w:name="annotation text" w:semiHidden="1" w:unhideWhenUsed="1"/>
     <w:lsdException w:name="header" w:semiHidden="1" w:unhideWhenUsed="1"/>
     <w:lsdException w:name="footer" w:semiHidden="1" w:unhideWhenUsed="1"/>
     <w:lsdException w:name="index heading" w:semiHidden="1" w:unhideWhenUsed="1"/>
-    <w:lsdException w:name="caption" w:semiHidden="1" w:uiPriority="53" w:unhideWhenUsed="1" w:qFormat="1"/>
+    <w:lsdException w:name="caption" w:semiHidden="1" w:uiPriority="83" w:unhideWhenUsed="1" w:qFormat="1"/>
     <w:lsdException w:name="table of figures" w:semiHidden="1" w:unhideWhenUsed="1"/>
     <w:lsdException w:name="envelope address" w:semiHidden="1" w:unhideWhenUsed="1"/>
     <w:lsdException w:name="envelope return" w:semiHidden="1" w:unhideWhenUsed="1"/>
@@ -1995,7 +2045,7 @@
     <w:lsdException w:name="List Number 3" w:semiHidden="1" w:unhideWhenUsed="1"/>
     <w:lsdException w:name="List Number 4" w:semiHidden="1" w:unhideWhenUsed="1"/>
     <w:lsdException w:name="List Number 5" w:semiHidden="1" w:unhideWhenUsed="1"/>
-    <w:lsdException w:name="Title" w:uiPriority="16" w:qFormat="1"/>
+    <w:lsdException w:name="Title" w:uiPriority="22" w:qFormat="1"/>
     <w:lsdException w:name="Closing" w:semiHidden="1" w:unhideWhenUsed="1"/>
     <w:lsdException w:name="Signature" w:semiHidden="1" w:unhideWhenUsed="1"/>
     <w:lsdException w:name="Default Paragraph Font" w:semiHidden="1" w:uiPriority="1" w:unhideWhenUsed="1"/>
@@ -2007,7 +2057,7 @@
     <w:lsdException w:name="List Continue 4" w:semiHidden="1" w:unhideWhenUsed="1"/>
     <w:lsdException w:name="List Continue 5" w:semiHidden="1" w:unhideWhenUsed="1"/>
     <w:lsdException w:name="Message Header" w:semiHidden="1" w:unhideWhenUsed="1"/>
-    <w:lsdException w:name="Subtitle" w:uiPriority="17" w:qFormat="1"/>
+    <w:lsdException w:name="Subtitle" w:uiPriority="23" w:qFormat="1"/>
     <w:lsdException w:name="Salutation" w:semiHidden="1" w:unhideWhenUsed="1"/>
     <w:lsdException w:name="Date" w:semiHidden="1" w:unhideWhenUsed="1"/>
     <w:lsdException w:name="Body Text First Indent" w:semiHidden="1" w:unhideWhenUsed="1"/>
@@ -2020,8 +2070,8 @@
     <w:lsdException w:name="Block Text" w:semiHidden="1" w:unhideWhenUsed="1"/>
     <w:lsdException w:name="Hyperlink" w:semiHidden="1" w:unhideWhenUsed="1"/>
     <w:lsdException w:name="FollowedHyperlink" w:semiHidden="1" w:unhideWhenUsed="1"/>
-    <w:lsdException w:name="Strong" w:uiPriority="34" w:qFormat="1"/>
-    <w:lsdException w:name="Emphasis" w:uiPriority="32" w:qFormat="1"/>
+    <w:lsdException w:name="Strong" w:uiPriority="52" w:qFormat="1"/>
+    <w:lsdException w:name="Emphasis" w:uiPriority="50" w:qFormat="1"/>
     <w:lsdException w:name="Document Map" w:semiHidden="1" w:unhideWhenUsed="1"/>
     <w:lsdException w:name="Plain Text" w:semiHidden="1" w:unhideWhenUsed="1"/>
     <w:lsdException w:name="E-mail Signature" w:semiHidden="1" w:unhideWhenUsed="1"/>
@@ -2087,223 +2137,223 @@
     <w:lsdException w:name="Table Web 2" w:semiHidden="1" w:unhideWhenUsed="1"/>
     <w:lsdException w:name="Table Web 3" w:semiHidden="1" w:unhideWhenUsed="1"/>
     <w:lsdException w:name="Balloon Text" w:semiHidden="1" w:unhideWhenUsed="1"/>
-    <w:lsdException w:name="Table Grid" w:uiPriority="57"/>
+    <w:lsdException w:name="Table Grid" w:uiPriority="87"/>
     <w:lsdException w:name="Table Theme" w:semiHidden="1" w:unhideWhenUsed="1"/>
     <w:lsdException w:name="Placeholder Text" w:semiHidden="1"/>
     <w:lsdException w:name="No Spacing" w:uiPriority="1" w:qFormat="1"/>
-    <w:lsdException w:name="Light Shading" w:uiPriority="96"/>
-    <w:lsdException w:name="Light List" w:uiPriority="97"/>
-    <w:lsdException w:name="Light Grid" w:uiPriority="98"/>
-    <w:lsdException w:name="Medium Shading 1" w:uiPriority="99"/>
-    <w:lsdException w:name="Medium Shading 2" w:uiPriority="100"/>
-    <w:lsdException w:name="Medium List 1" w:uiPriority="101"/>
-    <w:lsdException w:name="Medium List 2" w:uiPriority="102"/>
-    <w:lsdException w:name="Medium Grid 1" w:uiPriority="103"/>
-    <w:lsdException w:name="Medium Grid 2" w:uiPriority="104"/>
-    <w:lsdException w:name="Medium Grid 3" w:uiPriority="105"/>
-    <w:lsdException w:name="Dark List" w:uiPriority="112"/>
-    <w:lsdException w:name="Colorful Shading" w:uiPriority="113"/>
-    <w:lsdException w:name="Colorful List" w:uiPriority="114"/>
-    <w:lsdException w:name="Colorful Grid" w:uiPriority="115"/>
-    <w:lsdException w:name="Light Shading Accent 1" w:uiPriority="96"/>
-    <w:lsdException w:name="Light List Accent 1" w:uiPriority="97"/>
-    <w:lsdException w:name="Light Grid Accent 1" w:uiPriority="98"/>
-    <w:lsdException w:name="Medium Shading 1 Accent 1" w:uiPriority="99"/>
-    <w:lsdException w:name="Medium Shading 2 Accent 1" w:uiPriority="100"/>
-    <w:lsdException w:name="Medium List 1 Accent 1" w:uiPriority="101"/>
+    <w:lsdException w:name="Light Shading" w:uiPriority="150"/>
+    <w:lsdException w:name="Light List" w:uiPriority="151"/>
+    <w:lsdException w:name="Light Grid" w:uiPriority="152"/>
+    <w:lsdException w:name="Medium Shading 1" w:uiPriority="153"/>
+    <w:lsdException w:name="Medium Shading 2" w:uiPriority="256"/>
+    <w:lsdException w:name="Medium List 1" w:uiPriority="257"/>
+    <w:lsdException w:name="Medium List 2" w:uiPriority="258"/>
+    <w:lsdException w:name="Medium Grid 1" w:uiPriority="259"/>
+    <w:lsdException w:name="Medium Grid 2" w:uiPriority="260"/>
+    <w:lsdException w:name="Medium Grid 3" w:uiPriority="261"/>
+    <w:lsdException w:name="Dark List" w:uiPriority="274"/>
+    <w:lsdException w:name="Colorful Shading" w:uiPriority="275"/>
+    <w:lsdException w:name="Colorful List" w:uiPriority="276"/>
+    <w:lsdException w:name="Colorful Grid" w:uiPriority="277"/>
+    <w:lsdException w:name="Light Shading Accent 1" w:uiPriority="150"/>
+    <w:lsdException w:name="Light List Accent 1" w:uiPriority="151"/>
+    <w:lsdException w:name="Light Grid Accent 1" w:uiPriority="152"/>
+    <w:lsdException w:name="Medium Shading 1 Accent 1" w:uiPriority="153"/>
+    <w:lsdException w:name="Medium Shading 2 Accent 1" w:uiPriority="256"/>
+    <w:lsdException w:name="Medium List 1 Accent 1" w:uiPriority="257"/>
     <w:lsdException w:name="Revision" w:semiHidden="1"/>
-    <w:lsdException w:name="List Paragraph" w:uiPriority="52" w:qFormat="1"/>
-    <w:lsdException w:name="Quote" w:uiPriority="41" w:qFormat="1"/>
-    <w:lsdException w:name="Intense Quote" w:uiPriority="48" w:qFormat="1"/>
-    <w:lsdException w:name="Medium List 2 Accent 1" w:uiPriority="102"/>
-    <w:lsdException w:name="Medium Grid 1 Accent 1" w:uiPriority="103"/>
-    <w:lsdException w:name="Medium Grid 2 Accent 1" w:uiPriority="104"/>
-    <w:lsdException w:name="Medium Grid 3 Accent 1" w:uiPriority="105"/>
-    <w:lsdException w:name="Dark List Accent 1" w:uiPriority="112"/>
-    <w:lsdException w:name="Colorful Shading Accent 1" w:uiPriority="113"/>
-    <w:lsdException w:name="Colorful List Accent 1" w:uiPriority="114"/>
-    <w:lsdException w:name="Colorful Grid Accent 1" w:uiPriority="115"/>
-    <w:lsdException w:name="Light Shading Accent 2" w:uiPriority="96"/>
-    <w:lsdException w:name="Light List Accent 2" w:uiPriority="97"/>
-    <w:lsdException w:name="Light Grid Accent 2" w:uiPriority="98"/>
-    <w:lsdException w:name="Medium Shading 1 Accent 2" w:uiPriority="99"/>
-    <w:lsdException w:name="Medium Shading 2 Accent 2" w:uiPriority="100"/>
-    <w:lsdException w:name="Medium List 1 Accent 2" w:uiPriority="101"/>
-    <w:lsdException w:name="Medium List 2 Accent 2" w:uiPriority="102"/>
-    <w:lsdException w:name="Medium Grid 1 Accent 2" w:uiPriority="103"/>
-    <w:lsdException w:name="Medium Grid 2 Accent 2" w:uiPriority="104"/>
-    <w:lsdException w:name="Medium Grid 3 Accent 2" w:uiPriority="105"/>
-    <w:lsdException w:name="Dark List Accent 2" w:uiPriority="112"/>
-    <w:lsdException w:name="Colorful Shading Accent 2" w:uiPriority="113"/>
-    <w:lsdException w:name="Colorful List Accent 2" w:uiPriority="114"/>
-    <w:lsdException w:name="Colorful Grid Accent 2" w:uiPriority="115"/>
-    <w:lsdException w:name="Light Shading Accent 3" w:uiPriority="96"/>
-    <w:lsdException w:name="Light List Accent 3" w:uiPriority="97"/>
-    <w:lsdException w:name="Light Grid Accent 3" w:uiPriority="98"/>
-    <w:lsdException w:name="Medium Shading 1 Accent 3" w:uiPriority="99"/>
-    <w:lsdException w:name="Medium Shading 2 Accent 3" w:uiPriority="100"/>
-    <w:lsdException w:name="Medium List 1 Accent 3" w:uiPriority="101"/>
-    <w:lsdException w:name="Medium List 2 Accent 3" w:uiPriority="102"/>
-    <w:lsdException w:name="Medium Grid 1 Accent 3" w:uiPriority="103"/>
-    <w:lsdException w:name="Medium Grid 2 Accent 3" w:uiPriority="104"/>
-    <w:lsdException w:name="Medium Grid 3 Accent 3" w:uiPriority="105"/>
-    <w:lsdException w:name="Dark List Accent 3" w:uiPriority="112"/>
-    <w:lsdException w:name="Colorful Shading Accent 3" w:uiPriority="113"/>
-    <w:lsdException w:name="Colorful List Accent 3" w:uiPriority="114"/>
-    <w:lsdException w:name="Colorful Grid Accent 3" w:uiPriority="115"/>
-    <w:lsdException w:name="Light Shading Accent 4" w:uiPriority="96"/>
-    <w:lsdException w:name="Light List Accent 4" w:uiPriority="97"/>
-    <w:lsdException w:name="Light Grid Accent 4" w:uiPriority="98"/>
-    <w:lsdException w:name="Medium Shading 1 Accent 4" w:uiPriority="99"/>
-    <w:lsdException w:name="Medium Shading 2 Accent 4" w:uiPriority="100"/>
-    <w:lsdException w:name="Medium List 1 Accent 4" w:uiPriority="101"/>
-    <w:lsdException w:name="Medium List 2 Accent 4" w:uiPriority="102"/>
-    <w:lsdException w:name="Medium Grid 1 Accent 4" w:uiPriority="103"/>
-    <w:lsdException w:name="Medium Grid 2 Accent 4" w:uiPriority="104"/>
-    <w:lsdException w:name="Medium Grid 3 Accent 4" w:uiPriority="105"/>
-    <w:lsdException w:name="Dark List Accent 4" w:uiPriority="112"/>
-    <w:lsdException w:name="Colorful Shading Accent 4" w:uiPriority="113"/>
-    <w:lsdException w:name="Colorful List Accent 4" w:uiPriority="114"/>
-    <w:lsdException w:name="Colorful Grid Accent 4" w:uiPriority="115"/>
-    <w:lsdException w:name="Light Shading Accent 5" w:uiPriority="96"/>
-    <w:lsdException w:name="Light List Accent 5" w:uiPriority="97"/>
-    <w:lsdException w:name="Light Grid Accent 5" w:uiPriority="98"/>
-    <w:lsdException w:name="Medium Shading 1 Accent 5" w:uiPriority="99"/>
-    <w:lsdException w:name="Medium Shading 2 Accent 5" w:uiPriority="100"/>
-    <w:lsdException w:name="Medium List 1 Accent 5" w:uiPriority="101"/>
-    <w:lsdException w:name="Medium List 2 Accent 5" w:uiPriority="102"/>
-    <w:lsdException w:name="Medium Grid 1 Accent 5" w:uiPriority="103"/>
-    <w:lsdException w:name="Medium Grid 2 Accent 5" w:uiPriority="104"/>
-    <w:lsdException w:name="Medium Grid 3 Accent 5" w:uiPriority="105"/>
-    <w:lsdException w:name="Dark List Accent 5" w:uiPriority="112"/>
-    <w:lsdException w:name="Colorful Shading Accent 5" w:uiPriority="113"/>
-    <w:lsdException w:name="Colorful List Accent 5" w:uiPriority="114"/>
-    <w:lsdException w:name="Colorful Grid Accent 5" w:uiPriority="115"/>
-    <w:lsdException w:name="Light Shading Accent 6" w:uiPriority="96"/>
-    <w:lsdException w:name="Light List Accent 6" w:uiPriority="97"/>
-    <w:lsdException w:name="Light Grid Accent 6" w:uiPriority="98"/>
-    <w:lsdException w:name="Medium Shading 1 Accent 6" w:uiPriority="99"/>
-    <w:lsdException w:name="Medium Shading 2 Accent 6" w:uiPriority="100"/>
-    <w:lsdException w:name="Medium List 1 Accent 6" w:uiPriority="101"/>
-    <w:lsdException w:name="Medium List 2 Accent 6" w:uiPriority="102"/>
-    <w:lsdException w:name="Medium Grid 1 Accent 6" w:uiPriority="103"/>
-    <w:lsdException w:name="Medium Grid 2 Accent 6" w:uiPriority="104"/>
-    <w:lsdException w:name="Medium Grid 3 Accent 6" w:uiPriority="105"/>
-    <w:lsdException w:name="Dark List Accent 6" w:uiPriority="112"/>
-    <w:lsdException w:name="Colorful Shading Accent 6" w:uiPriority="113"/>
-    <w:lsdException w:name="Colorful List Accent 6" w:uiPriority="114"/>
-    <w:lsdException w:name="Colorful Grid Accent 6" w:uiPriority="115"/>
-    <w:lsdException w:name="Subtle Emphasis" w:uiPriority="25" w:qFormat="1"/>
-    <w:lsdException w:name="Intense Emphasis" w:uiPriority="33" w:qFormat="1"/>
-    <w:lsdException w:name="Subtle Reference" w:uiPriority="49" w:qFormat="1"/>
-    <w:lsdException w:name="Intense Reference" w:uiPriority="50" w:qFormat="1"/>
-    <w:lsdException w:name="Book Title" w:uiPriority="51" w:qFormat="1"/>
-    <w:lsdException w:name="Bibliography" w:semiHidden="1" w:uiPriority="55" w:unhideWhenUsed="1"/>
-    <w:lsdException w:name="TOC Heading" w:semiHidden="1" w:uiPriority="57" w:unhideWhenUsed="1" w:qFormat="1"/>
-    <w:lsdException w:name="Plain Table 1" w:uiPriority="65"/>
-    <w:lsdException w:name="Plain Table 2" w:uiPriority="66"/>
-    <w:lsdException w:name="Plain Table 3" w:uiPriority="67"/>
-    <w:lsdException w:name="Plain Table 4" w:uiPriority="68"/>
-    <w:lsdException w:name="Plain Table 5" w:uiPriority="69"/>
-    <w:lsdException w:name="Grid Table Light" w:uiPriority="64"/>
-    <w:lsdException w:name="Grid Table 1 Light" w:uiPriority="70"/>
-    <w:lsdException w:name="Grid Table 2" w:uiPriority="71"/>
-    <w:lsdException w:name="Grid Table 3" w:uiPriority="72"/>
-    <w:lsdException w:name="Grid Table 4" w:uiPriority="73"/>
-    <w:lsdException w:name="Grid Table 5 Dark" w:uiPriority="80"/>
-    <w:lsdException w:name="Grid Table 6 Colorful" w:uiPriority="81"/>
-    <w:lsdException w:name="Grid Table 7 Colorful" w:uiPriority="82"/>
-    <w:lsdException w:name="Grid Table 1 Light Accent 1" w:uiPriority="70"/>
-    <w:lsdException w:name="Grid Table 2 Accent 1" w:uiPriority="71"/>
-    <w:lsdException w:name="Grid Table 3 Accent 1" w:uiPriority="72"/>
-    <w:lsdException w:name="Grid Table 4 Accent 1" w:uiPriority="73"/>
-    <w:lsdException w:name="Grid Table 5 Dark Accent 1" w:uiPriority="80"/>
-    <w:lsdException w:name="Grid Table 6 Colorful Accent 1" w:uiPriority="81"/>
-    <w:lsdException w:name="Grid Table 7 Colorful Accent 1" w:uiPriority="82"/>
-    <w:lsdException w:name="Grid Table 1 Light Accent 2" w:uiPriority="70"/>
-    <w:lsdException w:name="Grid Table 2 Accent 2" w:uiPriority="71"/>
-    <w:lsdException w:name="Grid Table 3 Accent 2" w:uiPriority="72"/>
-    <w:lsdException w:name="Grid Table 4 Accent 2" w:uiPriority="73"/>
-    <w:lsdException w:name="Grid Table 5 Dark Accent 2" w:uiPriority="80"/>
-    <w:lsdException w:name="Grid Table 6 Colorful Accent 2" w:uiPriority="81"/>
-    <w:lsdException w:name="Grid Table 7 Colorful Accent 2" w:uiPriority="82"/>
-    <w:lsdException w:name="Grid Table 1 Light Accent 3" w:uiPriority="70"/>
-    <w:lsdException w:name="Grid Table 2 Accent 3" w:uiPriority="71"/>
-    <w:lsdException w:name="Grid Table 3 Accent 3" w:uiPriority="72"/>
-    <w:lsdException w:name="Grid Table 4 Accent 3" w:uiPriority="73"/>
-    <w:lsdException w:name="Grid Table 5 Dark Accent 3" w:uiPriority="80"/>
-    <w:lsdException w:name="Grid Table 6 Colorful Accent 3" w:uiPriority="81"/>
-    <w:lsdException w:name="Grid Table 7 Colorful Accent 3" w:uiPriority="82"/>
-    <w:lsdException w:name="Grid Table 1 Light Accent 4" w:uiPriority="70"/>
-    <w:lsdException w:name="Grid Table 2 Accent 4" w:uiPriority="71"/>
-    <w:lsdException w:name="Grid Table 3 Accent 4" w:uiPriority="72"/>
-    <w:lsdException w:name="Grid Table 4 Accent 4" w:uiPriority="73"/>
-    <w:lsdException w:name="Grid Table 5 Dark Accent 4" w:uiPriority="80"/>
-    <w:lsdException w:name="Grid Table 6 Colorful Accent 4" w:uiPriority="81"/>
-    <w:lsdException w:name="Grid Table 7 Colorful Accent 4" w:uiPriority="82"/>
-    <w:lsdException w:name="Grid Table 1 Light Accent 5" w:uiPriority="70"/>
-    <w:lsdException w:name="Grid Table 2 Accent 5" w:uiPriority="71"/>
-    <w:lsdException w:name="Grid Table 3 Accent 5" w:uiPriority="72"/>
-    <w:lsdException w:name="Grid Table 4 Accent 5" w:uiPriority="73"/>
-    <w:lsdException w:name="Grid Table 5 Dark Accent 5" w:uiPriority="80"/>
-    <w:lsdException w:name="Grid Table 6 Colorful Accent 5" w:uiPriority="81"/>
-    <w:lsdException w:name="Grid Table 7 Colorful Accent 5" w:uiPriority="82"/>
-    <w:lsdException w:name="Grid Table 1 Light Accent 6" w:uiPriority="70"/>
-    <w:lsdException w:name="Grid Table 2 Accent 6" w:uiPriority="71"/>
-    <w:lsdException w:name="Grid Table 3 Accent 6" w:uiPriority="72"/>
-    <w:lsdException w:name="Grid Table 4 Accent 6" w:uiPriority="73"/>
-    <w:lsdException w:name="Grid Table 5 Dark Accent 6" w:uiPriority="80"/>
-    <w:lsdException w:name="Grid Table 6 Colorful Accent 6" w:uiPriority="81"/>
-    <w:lsdException w:name="Grid Table 7 Colorful Accent 6" w:uiPriority="82"/>
-    <w:lsdException w:name="List Table 1 Light" w:uiPriority="70"/>
-    <w:lsdException w:name="List Table 2" w:uiPriority="71"/>
-    <w:lsdException w:name="List Table 3" w:uiPriority="72"/>
-    <w:lsdException w:name="List Table 4" w:uiPriority="73"/>
-    <w:lsdException w:name="List Table 5 Dark" w:uiPriority="80"/>
-    <w:lsdException w:name="List Table 6 Colorful" w:uiPriority="81"/>
-    <w:lsdException w:name="List Table 7 Colorful" w:uiPriority="82"/>
-    <w:lsdException w:name="List Table 1 Light Accent 1" w:uiPriority="70"/>
-    <w:lsdException w:name="List Table 2 Accent 1" w:uiPriority="71"/>
-    <w:lsdException w:name="List Table 3 Accent 1" w:uiPriority="72"/>
-    <w:lsdException w:name="List Table 4 Accent 1" w:uiPriority="73"/>
-    <w:lsdException w:name="List Table 5 Dark Accent 1" w:uiPriority="80"/>
-    <w:lsdException w:name="List Table 6 Colorful Accent 1" w:uiPriority="81"/>
-    <w:lsdException w:name="List Table 7 Colorful Accent 1" w:uiPriority="82"/>
-    <w:lsdException w:name="List Table 1 Light Accent 2" w:uiPriority="70"/>
-    <w:lsdException w:name="List Table 2 Accent 2" w:uiPriority="71"/>
-    <w:lsdException w:name="List Table 3 Accent 2" w:uiPriority="72"/>
-    <w:lsdException w:name="List Table 4 Accent 2" w:uiPriority="73"/>
-    <w:lsdException w:name="List Table 5 Dark Accent 2" w:uiPriority="80"/>
-    <w:lsdException w:name="List Table 6 Colorful Accent 2" w:uiPriority="81"/>
-    <w:lsdException w:name="List Table 7 Colorful Accent 2" w:uiPriority="82"/>
-    <w:lsdException w:name="List Table 1 Light Accent 3" w:uiPriority="70"/>
-    <w:lsdException w:name="List Table 2 Accent 3" w:uiPriority="71"/>
-    <w:lsdException w:name="List Table 3 Accent 3" w:uiPriority="72"/>
-    <w:lsdException w:name="List Table 4 Accent 3" w:uiPriority="73"/>
-    <w:lsdException w:name="List Table 5 Dark Accent 3" w:uiPriority="80"/>
-    <w:lsdException w:name="List Table 6 Colorful Accent 3" w:uiPriority="81"/>
-    <w:lsdException w:name="List Table 7 Colorful Accent 3" w:uiPriority="82"/>
-    <w:lsdException w:name="List Table 1 Light Accent 4" w:uiPriority="70"/>
-    <w:lsdException w:name="List Table 2 Accent 4" w:uiPriority="71"/>
-    <w:lsdException w:name="List Table 3 Accent 4" w:uiPriority="72"/>
-    <w:lsdException w:name="List Table 4 Accent 4" w:uiPriority="73"/>
-    <w:lsdException w:name="List Table 5 Dark Accent 4" w:uiPriority="80"/>
-    <w:lsdException w:name="List Table 6 Colorful Accent 4" w:uiPriority="81"/>
-    <w:lsdException w:name="List Table 7 Colorful Accent 4" w:uiPriority="82"/>
-    <w:lsdException w:name="List Table 1 Light Accent 5" w:uiPriority="70"/>
-    <w:lsdException w:name="List Table 2 Accent 5" w:uiPriority="71"/>
-    <w:lsdException w:name="List Table 3 Accent 5" w:uiPriority="72"/>
-    <w:lsdException w:name="List Table 4 Accent 5" w:uiPriority="73"/>
-    <w:lsdException w:name="List Table 5 Dark Accent 5" w:uiPriority="80"/>
-    <w:lsdException w:name="List Table 6 Colorful Accent 5" w:uiPriority="81"/>
-    <w:lsdException w:name="List Table 7 Colorful Accent 5" w:uiPriority="82"/>
-    <w:lsdException w:name="List Table 1 Light Accent 6" w:uiPriority="70"/>
-    <w:lsdException w:name="List Table 2 Accent 6" w:uiPriority="71"/>
-    <w:lsdException w:name="List Table 3 Accent 6" w:uiPriority="72"/>
-    <w:lsdException w:name="List Table 4 Accent 6" w:uiPriority="73"/>
-    <w:lsdException w:name="List Table 5 Dark Accent 6" w:uiPriority="80"/>
-    <w:lsdException w:name="List Table 6 Colorful Accent 6" w:uiPriority="81"/>
-    <w:lsdException w:name="List Table 7 Colorful Accent 6" w:uiPriority="82"/>
+    <w:lsdException w:name="List Paragraph" w:uiPriority="82" w:qFormat="1"/>
+    <w:lsdException w:name="Quote" w:uiPriority="65" w:qFormat="1"/>
+    <w:lsdException w:name="Intense Quote" w:uiPriority="72" w:qFormat="1"/>
+    <w:lsdException w:name="Medium List 2 Accent 1" w:uiPriority="258"/>
+    <w:lsdException w:name="Medium Grid 1 Accent 1" w:uiPriority="259"/>
+    <w:lsdException w:name="Medium Grid 2 Accent 1" w:uiPriority="260"/>
+    <w:lsdException w:name="Medium Grid 3 Accent 1" w:uiPriority="261"/>
+    <w:lsdException w:name="Dark List Accent 1" w:uiPriority="274"/>
+    <w:lsdException w:name="Colorful Shading Accent 1" w:uiPriority="275"/>
+    <w:lsdException w:name="Colorful List Accent 1" w:uiPriority="276"/>
+    <w:lsdException w:name="Colorful Grid Accent 1" w:uiPriority="277"/>
+    <w:lsdException w:name="Light Shading Accent 2" w:uiPriority="150"/>
+    <w:lsdException w:name="Light List Accent 2" w:uiPriority="151"/>
+    <w:lsdException w:name="Light Grid Accent 2" w:uiPriority="152"/>
+    <w:lsdException w:name="Medium Shading 1 Accent 2" w:uiPriority="153"/>
+    <w:lsdException w:name="Medium Shading 2 Accent 2" w:uiPriority="256"/>
+    <w:lsdException w:name="Medium List 1 Accent 2" w:uiPriority="257"/>
+    <w:lsdException w:name="Medium List 2 Accent 2" w:uiPriority="258"/>
+    <w:lsdException w:name="Medium Grid 1 Accent 2" w:uiPriority="259"/>
+    <w:lsdException w:name="Medium Grid 2 Accent 2" w:uiPriority="260"/>
+    <w:lsdException w:name="Medium Grid 3 Accent 2" w:uiPriority="261"/>
+    <w:lsdException w:name="Dark List Accent 2" w:uiPriority="274"/>
+    <w:lsdException w:name="Colorful Shading Accent 2" w:uiPriority="275"/>
+    <w:lsdException w:name="Colorful List Accent 2" w:uiPriority="276"/>
+    <w:lsdException w:name="Colorful Grid Accent 2" w:uiPriority="277"/>
+    <w:lsdException w:name="Light Shading Accent 3" w:uiPriority="150"/>
+    <w:lsdException w:name="Light List Accent 3" w:uiPriority="151"/>
+    <w:lsdException w:name="Light Grid Accent 3" w:uiPriority="152"/>
+    <w:lsdException w:name="Medium Shading 1 Accent 3" w:uiPriority="153"/>
+    <w:lsdException w:name="Medium Shading 2 Accent 3" w:uiPriority="256"/>
+    <w:lsdException w:name="Medium List 1 Accent 3" w:uiPriority="257"/>
+    <w:lsdException w:name="Medium List 2 Accent 3" w:uiPriority="258"/>
+    <w:lsdException w:name="Medium Grid 1 Accent 3" w:uiPriority="259"/>
+    <w:lsdException w:name="Medium Grid 2 Accent 3" w:uiPriority="260"/>
+    <w:lsdException w:name="Medium Grid 3 Accent 3" w:uiPriority="261"/>
+    <w:lsdException w:name="Dark List Accent 3" w:uiPriority="274"/>
+    <w:lsdException w:name="Colorful Shading Accent 3" w:uiPriority="275"/>
+    <w:lsdException w:name="Colorful List Accent 3" w:uiPriority="276"/>
+    <w:lsdException w:name="Colorful Grid Accent 3" w:uiPriority="277"/>
+    <w:lsdException w:name="Light Shading Accent 4" w:uiPriority="150"/>
+    <w:lsdException w:name="Light List Accent 4" w:uiPriority="151"/>
+    <w:lsdException w:name="Light Grid Accent 4" w:uiPriority="152"/>
+    <w:lsdException w:name="Medium Shading 1 Accent 4" w:uiPriority="153"/>
+    <w:lsdException w:name="Medium Shading 2 Accent 4" w:uiPriority="256"/>
+    <w:lsdException w:name="Medium List 1 Accent 4" w:uiPriority="257"/>
+    <w:lsdException w:name="Medium List 2 Accent 4" w:uiPriority="258"/>
+    <w:lsdException w:name="Medium Grid 1 Accent 4" w:uiPriority="259"/>
+    <w:lsdException w:name="Medium Grid 2 Accent 4" w:uiPriority="260"/>
+    <w:lsdException w:name="Medium Grid 3 Accent 4" w:uiPriority="261"/>
+    <w:lsdException w:name="Dark List Accent 4" w:uiPriority="274"/>
+    <w:lsdException w:name="Colorful Shading Accent 4" w:uiPriority="275"/>
+    <w:lsdException w:name="Colorful List Accent 4" w:uiPriority="276"/>
+    <w:lsdException w:name="Colorful Grid Accent 4" w:uiPriority="277"/>
+    <w:lsdException w:name="Light Shading Accent 5" w:uiPriority="150"/>
+    <w:lsdException w:name="Light List Accent 5" w:uiPriority="151"/>
+    <w:lsdException w:name="Light Grid Accent 5" w:uiPriority="152"/>
+    <w:lsdException w:name="Medium Shading 1 Accent 5" w:uiPriority="153"/>
+    <w:lsdException w:name="Medium Shading 2 Accent 5" w:uiPriority="256"/>
+    <w:lsdException w:name="Medium List 1 Accent 5" w:uiPriority="257"/>
+    <w:lsdException w:name="Medium List 2 Accent 5" w:uiPriority="258"/>
+    <w:lsdException w:name="Medium Grid 1 Accent 5" w:uiPriority="259"/>
+    <w:lsdException w:name="Medium Grid 2 Accent 5" w:uiPriority="260"/>
+    <w:lsdException w:name="Medium Grid 3 Accent 5" w:uiPriority="261"/>
+    <w:lsdException w:name="Dark List Accent 5" w:uiPriority="274"/>
+    <w:lsdException w:name="Colorful Shading Accent 5" w:uiPriority="275"/>
+    <w:lsdException w:name="Colorful List Accent 5" w:uiPriority="276"/>
+    <w:lsdException w:name="Colorful Grid Accent 5" w:uiPriority="277"/>
+    <w:lsdException w:name="Light Shading Accent 6" w:uiPriority="150"/>
+    <w:lsdException w:name="Light List Accent 6" w:uiPriority="151"/>
+    <w:lsdException w:name="Light Grid Accent 6" w:uiPriority="152"/>
+    <w:lsdException w:name="Medium Shading 1 Accent 6" w:uiPriority="153"/>
+    <w:lsdException w:name="Medium Shading 2 Accent 6" w:uiPriority="256"/>
+    <w:lsdException w:name="Medium List 1 Accent 6" w:uiPriority="257"/>
+    <w:lsdException w:name="Medium List 2 Accent 6" w:uiPriority="258"/>
+    <w:lsdException w:name="Medium Grid 1 Accent 6" w:uiPriority="259"/>
+    <w:lsdException w:name="Medium Grid 2 Accent 6" w:uiPriority="260"/>
+    <w:lsdException w:name="Medium Grid 3 Accent 6" w:uiPriority="261"/>
+    <w:lsdException w:name="Dark List Accent 6" w:uiPriority="274"/>
+    <w:lsdException w:name="Colorful Shading Accent 6" w:uiPriority="275"/>
+    <w:lsdException w:name="Colorful List Accent 6" w:uiPriority="276"/>
+    <w:lsdException w:name="Colorful Grid Accent 6" w:uiPriority="277"/>
+    <w:lsdException w:name="Subtle Emphasis" w:uiPriority="37" w:qFormat="1"/>
+    <w:lsdException w:name="Intense Emphasis" w:uiPriority="51" w:qFormat="1"/>
+    <w:lsdException w:name="Subtle Reference" w:uiPriority="73" w:qFormat="1"/>
+    <w:lsdException w:name="Intense Reference" w:uiPriority="80" w:qFormat="1"/>
+    <w:lsdException w:name="Book Title" w:uiPriority="81" w:qFormat="1"/>
+    <w:lsdException w:name="Bibliography" w:semiHidden="1" w:uiPriority="85" w:unhideWhenUsed="1"/>
+    <w:lsdException w:name="TOC Heading" w:semiHidden="1" w:uiPriority="87" w:unhideWhenUsed="1" w:qFormat="1"/>
+    <w:lsdException w:name="Plain Table 1" w:uiPriority="101"/>
+    <w:lsdException w:name="Plain Table 2" w:uiPriority="102"/>
+    <w:lsdException w:name="Plain Table 3" w:uiPriority="103"/>
+    <w:lsdException w:name="Plain Table 4" w:uiPriority="104"/>
+    <w:lsdException w:name="Plain Table 5" w:uiPriority="105"/>
+    <w:lsdException w:name="Grid Table Light" w:uiPriority="100"/>
+    <w:lsdException w:name="Grid Table 1 Light" w:uiPriority="112"/>
+    <w:lsdException w:name="Grid Table 2" w:uiPriority="113"/>
+    <w:lsdException w:name="Grid Table 3" w:uiPriority="114"/>
+    <w:lsdException w:name="Grid Table 4" w:uiPriority="115"/>
+    <w:lsdException w:name="Grid Table 5 Dark" w:uiPriority="128"/>
+    <w:lsdException w:name="Grid Table 6 Colorful" w:uiPriority="129"/>
+    <w:lsdException w:name="Grid Table 7 Colorful" w:uiPriority="130"/>
+    <w:lsdException w:name="Grid Table 1 Light Accent 1" w:uiPriority="112"/>
+    <w:lsdException w:name="Grid Table 2 Accent 1" w:uiPriority="113"/>
+    <w:lsdException w:name="Grid Table 3 Accent 1" w:uiPriority="114"/>
+    <w:lsdException w:name="Grid Table 4 Accent 1" w:uiPriority="115"/>
+    <w:lsdException w:name="Grid Table 5 Dark Accent 1" w:uiPriority="128"/>
+    <w:lsdException w:name="Grid Table 6 Colorful Accent 1" w:uiPriority="129"/>
+    <w:lsdException w:name="Grid Table 7 Colorful Accent 1" w:uiPriority="130"/>
+    <w:lsdException w:name="Grid Table 1 Light Accent 2" w:uiPriority="112"/>
+    <w:lsdException w:name="Grid Table 2 Accent 2" w:uiPriority="113"/>
+    <w:lsdException w:name="Grid Table 3 Accent 2" w:uiPriority="114"/>
+    <w:lsdException w:name="Grid Table 4 Accent 2" w:uiPriority="115"/>
+    <w:lsdException w:name="Grid Table 5 Dark Accent 2" w:uiPriority="128"/>
+    <w:lsdException w:name="Grid Table 6 Colorful Accent 2" w:uiPriority="129"/>
+    <w:lsdException w:name="Grid Table 7 Colorful Accent 2" w:uiPriority="130"/>
+    <w:lsdException w:name="Grid Table 1 Light Accent 3" w:uiPriority="112"/>
+    <w:lsdException w:name="Grid Table 2 Accent 3" w:uiPriority="113"/>
+    <w:lsdException w:name="Grid Table 3 Accent 3" w:uiPriority="114"/>
+    <w:lsdException w:name="Grid Table 4 Accent 3" w:uiPriority="115"/>
+    <w:lsdException w:name="Grid Table 5 Dark Accent 3" w:uiPriority="128"/>
+    <w:lsdException w:name="Grid Table 6 Colorful Accent 3" w:uiPriority="129"/>
+    <w:lsdException w:name="Grid Table 7 Colorful Accent 3" w:uiPriority="130"/>
+    <w:lsdException w:name="Grid Table 1 Light Accent 4" w:uiPriority="112"/>
+    <w:lsdException w:name="Grid Table 2 Accent 4" w:uiPriority="113"/>
+    <w:lsdException w:name="Grid Table 3 Accent 4" w:uiPriority="114"/>
+    <w:lsdException w:name="Grid Table 4 Accent 4" w:uiPriority="115"/>
+    <w:lsdException w:name="Grid Table 5 Dark Accent 4" w:uiPriority="128"/>
+    <w:lsdException w:name="Grid Table 6 Colorful Accent 4" w:uiPriority="129"/>
+    <w:lsdException w:name="Grid Table 7 Colorful Accent 4" w:uiPriority="130"/>
+    <w:lsdException w:name="Grid Table 1 Light Accent 5" w:uiPriority="112"/>
+    <w:lsdException w:name="Grid Table 2 Accent 5" w:uiPriority="113"/>
+    <w:lsdException w:name="Grid Table 3 Accent 5" w:uiPriority="114"/>
+    <w:lsdException w:name="Grid Table 4 Accent 5" w:uiPriority="115"/>
+    <w:lsdException w:name="Grid Table 5 Dark Accent 5" w:uiPriority="128"/>
+    <w:lsdException w:name="Grid Table 6 Colorful Accent 5" w:uiPriority="129"/>
+    <w:lsdException w:name="Grid Table 7 Colorful Accent 5" w:uiPriority="130"/>
+    <w:lsdException w:name="Grid Table 1 Light Accent 6" w:uiPriority="112"/>
+    <w:lsdException w:name="Grid Table 2 Accent 6" w:uiPriority="113"/>
+    <w:lsdException w:name="Grid Table 3 Accent 6" w:uiPriority="114"/>
+    <w:lsdException w:name="Grid Table 4 Accent 6" w:uiPriority="115"/>
+    <w:lsdException w:name="Grid Table 5 Dark Accent 6" w:uiPriority="128"/>
+    <w:lsdException w:name="Grid Table 6 Colorful Accent 6" w:uiPriority="129"/>
+    <w:lsdException w:name="Grid Table 7 Colorful Accent 6" w:uiPriority="130"/>
+    <w:lsdException w:name="List Table 1 Light" w:uiPriority="112"/>
+    <w:lsdException w:name="List Table 2" w:uiPriority="113"/>
+    <w:lsdException w:name="List Table 3" w:uiPriority="114"/>
+    <w:lsdException w:name="List Table 4" w:uiPriority="115"/>
+    <w:lsdException w:name="List Table 5 Dark" w:uiPriority="128"/>
+    <w:lsdException w:name="List Table 6 Colorful" w:uiPriority="129"/>
+    <w:lsdException w:name="List Table 7 Colorful" w:uiPriority="130"/>
+    <w:lsdException w:name="List Table 1 Light Accent 1" w:uiPriority="112"/>
+    <w:lsdException w:name="List Table 2 Accent 1" w:uiPriority="113"/>
+    <w:lsdException w:name="List Table 3 Accent 1" w:uiPriority="114"/>
+    <w:lsdException w:name="List Table 4 Accent 1" w:uiPriority="115"/>
+    <w:lsdException w:name="List Table 5 Dark Accent 1" w:uiPriority="128"/>
+    <w:lsdException w:name="List Table 6 Colorful Accent 1" w:uiPriority="129"/>
+    <w:lsdException w:name="List Table 7 Colorful Accent 1" w:uiPriority="130"/>
+    <w:lsdException w:name="List Table 1 Light Accent 2" w:uiPriority="112"/>
+    <w:lsdException w:name="List Table 2 Accent 2" w:uiPriority="113"/>
+    <w:lsdException w:name="List Table 3 Accent 2" w:uiPriority="114"/>
+    <w:lsdException w:name="List Table 4 Accent 2" w:uiPriority="115"/>
+    <w:lsdException w:name="List Table 5 Dark Accent 2" w:uiPriority="128"/>
+    <w:lsdException w:name="List Table 6 Colorful Accent 2" w:uiPriority="129"/>
+    <w:lsdException w:name="List Table 7 Colorful Accent 2" w:uiPriority="130"/>
+    <w:lsdException w:name="List Table 1 Light Accent 3" w:uiPriority="112"/>
+    <w:lsdException w:name="List Table 2 Accent 3" w:uiPriority="113"/>
+    <w:lsdException w:name="List Table 3 Accent 3" w:uiPriority="114"/>
+    <w:lsdException w:name="List Table 4 Accent 3" w:uiPriority="115"/>
+    <w:lsdException w:name="List Table 5 Dark Accent 3" w:uiPriority="128"/>
+    <w:lsdException w:name="List Table 6 Colorful Accent 3" w:uiPriority="129"/>
+    <w:lsdException w:name="List Table 7 Colorful Accent 3" w:uiPriority="130"/>
+    <w:lsdException w:name="List Table 1 Light Accent 4" w:uiPriority="112"/>
+    <w:lsdException w:name="List Table 2 Accent 4" w:uiPriority="113"/>
+    <w:lsdException w:name="List Table 3 Accent 4" w:uiPriority="114"/>
+    <w:lsdException w:name="List Table 4 Accent 4" w:uiPriority="115"/>
+    <w:lsdException w:name="List Table 5 Dark Accent 4" w:uiPriority="128"/>
+    <w:lsdException w:name="List Table 6 Colorful Accent 4" w:uiPriority="129"/>
+    <w:lsdException w:name="List Table 7 Colorful Accent 4" w:uiPriority="130"/>
+    <w:lsdException w:name="List Table 1 Light Accent 5" w:uiPriority="112"/>
+    <w:lsdException w:name="List Table 2 Accent 5" w:uiPriority="113"/>
+    <w:lsdException w:name="List Table 3 Accent 5" w:uiPriority="114"/>
+    <w:lsdException w:name="List Table 4 Accent 5" w:uiPriority="115"/>
+    <w:lsdException w:name="List Table 5 Dark Accent 5" w:uiPriority="128"/>
+    <w:lsdException w:name="List Table 6 Colorful Accent 5" w:uiPriority="129"/>
+    <w:lsdException w:name="List Table 7 Colorful Accent 5" w:uiPriority="130"/>
+    <w:lsdException w:name="List Table 1 Light Accent 6" w:uiPriority="112"/>
+    <w:lsdException w:name="List Table 2 Accent 6" w:uiPriority="113"/>
+    <w:lsdException w:name="List Table 3 Accent 6" w:uiPriority="114"/>
+    <w:lsdException w:name="List Table 4 Accent 6" w:uiPriority="115"/>
+    <w:lsdException w:name="List Table 5 Dark Accent 6" w:uiPriority="128"/>
+    <w:lsdException w:name="List Table 6 Colorful Accent 6" w:uiPriority="129"/>
+    <w:lsdException w:name="List Table 7 Colorful Accent 6" w:uiPriority="130"/>
   </w:latentStyles>
   <w:style w:type="table" w:default="1" w:styleId="TableNormal">
     <w:name w:val="TableNormal"/>
